--- a/system-development/guides/development-guide-fa_IR.docx
+++ b/system-development/guides/development-guide-fa_IR.docx
@@ -44,7 +44,7 @@
         <w:jc w:val="start"/>
       </w:pPr>
       <w:r>
-        <w:t>1.4.0 · 2026-10-10</w:t>
+        <w:t>1.4.4 · 2026-10-12</w:t>
       </w:r>
     </w:p>
     <w:p>
@@ -2186,7 +2186,7 @@
           <w:rtl w:val="0"/>
           <w:lang w:val="en-US" w:eastAsia="fa-IR" w:bidi="fa-IR"/>
         </w:rPr>
-        <w:t>&lt;p&gt;&lt;?php echo esc_html( $invoice-&gt;store['details'] ); ?&gt;&lt;/p&gt;</w:t>
+        <w:t>&lt;?php if ($show('show_store_details')) {</w:t>
       </w:r>
     </w:p>
     <w:p>
@@ -2204,7 +2204,7 @@
           <w:rtl w:val="0"/>
           <w:lang w:val="en-US" w:eastAsia="fa-IR" w:bidi="fa-IR"/>
         </w:rPr>
-        <w:t>&lt;bdi dir="ltr"&gt;</w:t>
+        <w:t>printf('&lt;p&gt;%s&lt;/p&gt;', esc_html($invoice-&gt;store['details'])); }</w:t>
       </w:r>
     </w:p>
     <w:p>
@@ -2222,7 +2222,7 @@
           <w:rtl w:val="0"/>
           <w:lang w:val="en-US" w:eastAsia="fa-IR" w:bidi="fa-IR"/>
         </w:rPr>
-        <w:t xml:space="preserve">  &lt;?php echo esc_html( $invoice-&gt;store['email'] ); ?&gt;</w:t>
+        <w:t>if ($show('show_store_email')) {</w:t>
       </w:r>
     </w:p>
     <w:p>
@@ -2240,7 +2240,7 @@
           <w:rtl w:val="0"/>
           <w:lang w:val="en-US" w:eastAsia="fa-IR" w:bidi="fa-IR"/>
         </w:rPr>
-        <w:t>&lt;/bdi&gt;</w:t>
+        <w:t>printf('&lt;bdi dir="ltr"&gt;%s&lt;/bdi&gt;', esc_html($invoice-&gt;store['email'])); } ?&gt;</w:t>
       </w:r>
     </w:p>
     <w:p>
@@ -9922,7 +9922,7 @@
           <w:lang w:val="fa-IR" w:bidi="fa-IR"/>
           <w:rtl w:val="0"/>
         </w:rPr>
-        <w:t>1.4.0 · 2026-10-10 · c894eb05d2120a4bba09aa3500fe2842a0e48d74</w:t>
+        <w:t>1.4.4 · 2026-10-12 · c894eb05d2120a4bba09aa3500fe2842a0e48d74</w:t>
       </w:r>
     </w:p>
     <w:p>
@@ -11193,6 +11193,167 @@
         <w:t>docs/cross-platform-printing.md · print-agent/README.md</w:t>
       </w:r>
     </w:p>
+    <w:p>
+      <w:pPr>
+        <w:pStyle w:val="Heading1"/>
+        <w:keepNext/>
+        <w:pageBreakBefore/>
+        <w:bidi w:val="1"/>
+        <w:jc w:val="start"/>
+      </w:pPr>
+      <w:pPr>
+        <w:pStyle w:val="Heading1"/>
+      </w:pPr>
+      <w:r>
+        <w:rPr>
+          <w:rFonts w:ascii="Tahoma" w:hAnsi="Tahoma" w:eastAsia="Tahoma" w:cs="Tahoma"/>
+          <w:color w:val="000000"/>
+          <w:rtl w:val="1"/>
+          <w:lang w:val="fa-IR" w:eastAsia="fa-IR" w:bidi="fa-IR"/>
+          <w:cs w:val="1"/>
+          <w:szCs w:val="32"/>
+          <w:bCs w:val="1"/>
+        </w:rPr>
+        <w:t>نمایش فاکتور در نسخه ۱ ۴ ۴</w:t>
+      </w:r>
+    </w:p>
+    <w:p>
+      <w:pPr>
+        <w:keepNext w:val="0"/>
+        <w:bidi w:val="1"/>
+        <w:jc w:val="start"/>
+      </w:pPr>
+      <w:pPr/>
+      <w:r>
+        <w:rPr>
+          <w:rFonts w:ascii="Tahoma" w:hAnsi="Tahoma" w:eastAsia="Tahoma" w:cs="Tahoma"/>
+          <w:color w:val="000000"/>
+          <w:rtl w:val="1"/>
+          <w:lang w:val="fa-IR" w:eastAsia="fa-IR" w:bidi="fa-IR"/>
+          <w:cs w:val="1"/>
+          <w:szCs w:val="22"/>
+        </w:rPr>
+        <w:t>در بخش قالب‌ها، نمایش اطلاعات فروشگاه، مشتری، سفارش، کالا و انتهای فاکتور را انتخاب کنید. اگر تنظیمی ذخیره نشده باشد، نام فروشگاه و نشانی ارسال دیده می‌شوند. نام مشتری، نقش مشتری، ایمیل، نشانی صورتحساب و فروشگاه، اطلاعات تماس، تاریخ‌ها، روش‌ها، جزئیات کالا، ریز مبالغ، یادداشت و پاورقی پنهان هستند. انتخاب‌های صریح قبلی حفظ می‌شوند. استفاده از نشانی صورتحساب به‌عنوان جایگزین و نمایش فرستنده نیز در نبود تنظیم قبلی خاموش‌اند. این بخش جایگزین توضیحات قبلی درباره پیش‌فرض نمایش است.</w:t>
+      </w:r>
+    </w:p>
+    <w:p>
+      <w:pPr>
+        <w:keepNext w:val="0"/>
+        <w:bidi w:val="1"/>
+        <w:jc w:val="start"/>
+      </w:pPr>
+      <w:pPr/>
+      <w:r>
+        <w:rPr>
+          <w:rFonts w:ascii="Tahoma" w:hAnsi="Tahoma" w:eastAsia="Tahoma" w:cs="Tahoma"/>
+          <w:color w:val="000000"/>
+          <w:rtl w:val="1"/>
+          <w:lang w:val="fa-IR" w:eastAsia="fa-IR" w:bidi="fa-IR"/>
+          <w:cs w:val="1"/>
+          <w:szCs w:val="22"/>
+        </w:rPr>
+        <w:t>نقش مشتری از نقش‌های ترجمه‌شده فعلی حساب وردپرس مرتبط خوانده می‌شود؛ سفارش بدون حساب مرتبط، مهمان است. شماره فاکتور، نام و تعداد کالا، مبلغ قابل پرداخت هر ردیف و مبلغ نهایی باقی می‌مانند. پنهان کردن ریز مبالغ، مقدار ذخیره‌شده را تغییر نمی‌دهد. برچسب و فهرست بسته‌بندی همچنان بدون قیمت هستند. پس از ارتقا سفارش واقعی را بررسی کنید.</w:t>
+      </w:r>
+    </w:p>
+    <w:p>
+      <w:pPr>
+        <w:keepNext w:val="0"/>
+        <w:bidi w:val="1"/>
+        <w:jc w:val="start"/>
+      </w:pPr>
+      <w:pPr/>
+      <w:r>
+        <w:rPr>
+          <w:rFonts w:ascii="Tahoma" w:hAnsi="Tahoma" w:eastAsia="Tahoma" w:cs="Tahoma"/>
+          <w:color w:val="000000"/>
+          <w:rtl w:val="1"/>
+          <w:lang w:val="fa-IR" w:eastAsia="fa-IR" w:bidi="fa-IR"/>
+          <w:cs w:val="1"/>
+          <w:szCs w:val="22"/>
+        </w:rPr>
+        <w:t>قلم DejaVu Sans، DejaVu Serif یا DejaVu Sans Mono و اندازه ۶ تا ۱۶ پوینت را انتخاب کنید؛ پیش‌فرض Sans با اندازه ۱۰ است. قلم جایگزین مناسب هر خط در PDF حفظ می‌شود. حالت فشرده فاصله بخش‌ها و سلول‌ها را کم می‌کند. حالت فشرده، تک‌صفحه و ارتفاع حرارتی به‌طور پیش‌فرض خاموش‌اند.</w:t>
+      </w:r>
+    </w:p>
+    <w:p>
+      <w:pPr>
+        <w:keepNext w:val="0"/>
+        <w:bidi w:val="1"/>
+        <w:jc w:val="start"/>
+      </w:pPr>
+      <w:pPr/>
+      <w:r>
+        <w:rPr>
+          <w:rFonts w:ascii="Tahoma" w:hAnsi="Tahoma" w:eastAsia="Tahoma" w:cs="Tahoma"/>
+          <w:color w:val="000000"/>
+          <w:rtl w:val="1"/>
+          <w:lang w:val="fa-IR" w:eastAsia="fa-IR" w:bidi="fa-IR"/>
+          <w:cs w:val="1"/>
+          <w:szCs w:val="22"/>
+        </w:rPr>
+        <w:t>حالت تک‌صفحه تمام محتوای PDF را با مقیاس یکسان و حداقل ۶۰٪ در یک صفحه جا می‌دهد؛ محتوای بیش از این حد با خطای روشن متوقف می‌شود و بریده نمی‌شود. جزئیات اختیاری را پنهان، حالت فشرده را فعال یا کاغذ بزرگ‌تر انتخاب کنید. ارتفاع حرارتی، عرض ۵۸ یا ۸۰ میلی‌متر و قلم را در یک صفحه رول تا ۲۰۰۰ میلی‌متر حفظ می‌کند؛ محتوای بلندتر خطا می‌دهد. مرورگر در این حالت‌ها نمایشگر PDF و تأیید بیرون از آن را به کار می‌برد. اندازه کاغذ و مقیاس درایور همچنان بر چاپ واقعی اثر دارند.</w:t>
+      </w:r>
+    </w:p>
+    <w:p>
+      <w:pPr>
+        <w:keepNext w:val="0"/>
+        <w:bidi w:val="1"/>
+        <w:jc w:val="start"/>
+      </w:pPr>
+      <w:pPr/>
+      <w:r>
+        <w:rPr>
+          <w:rFonts w:ascii="Tahoma" w:hAnsi="Tahoma" w:eastAsia="Tahoma" w:cs="Tahoma"/>
+          <w:color w:val="000000"/>
+          <w:rtl w:val="1"/>
+          <w:lang w:val="fa-IR" w:eastAsia="fa-IR" w:bidi="fa-IR"/>
+          <w:cs w:val="1"/>
+          <w:szCs w:val="22"/>
+        </w:rPr>
+        <w:t>مسیرهای فعلی چاپ PDF فرمان عمومی برش ندارند. برش در انتهای سند را در درایور سازگار تنظیم کنید. درخواست CUPS با job-sheets=none برگه‌های عنوان اختیاری را حذف می‌کند؛ سیاست اجباری سرور ممکن است برگه اضافه کند. نسخه افزونه ۱.۴.۴، نسخه ساختار پایگاه داده ۱.۴.۳، مجوزها ۱.۴.۰ و نشان بازنشستگی ارائه‌دهنده ۱.۳.۰ است.</w:t>
+      </w:r>
+    </w:p>
+    <w:p>
+      <w:pPr>
+        <w:keepNext w:val="0"/>
+        <w:bidi w:val="1"/>
+        <w:jc w:val="start"/>
+      </w:pPr>
+      <w:pPr/>
+      <w:r>
+        <w:rPr>
+          <w:rFonts w:ascii="Tahoma" w:hAnsi="Tahoma" w:eastAsia="Tahoma" w:cs="Tahoma"/>
+          <w:color w:val="000000"/>
+          <w:rtl w:val="1"/>
+          <w:lang w:val="fa-IR" w:eastAsia="fa-IR" w:bidi="fa-IR"/>
+          <w:cs w:val="1"/>
+          <w:szCs w:val="22"/>
+        </w:rPr>
+        <w:t>قالب سفارشی باید از ابزارهای نمایش همراه افزونه استفاده کند تا تنظیمات را رعایت کند. مدل کامل مجاز همچنان در دسترس است؛ نمایش، کنترل دسترسی نیست. فراردهی متن، راست‌به‌چپ و قلم جایگزین را حفظ و پنهان‌سازی پیش‌فرض، انتخاب‌های صریح، مبلغ نهایی، حفظ کامل محتوا و خطای سفارش بسیار بلند را آزمایش کنید. docs/invoice-layout.md و docs/review-1.4.4.md را بخوانید.</w:t>
+      </w:r>
+    </w:p>
+    <w:p>
+      <w:pPr>
+        <w:pStyle w:val="Code"/>
+        <w:bidi w:val="0"/>
+      </w:pPr>
+      <w:r>
+        <w:t>InvoiceData-&gt;customer['role']</w:t>
+        <w:br/>
+        <w:t>InvoiceData-&gt;fulfillment['presentation']</w:t>
+        <w:br/>
+        <w:t>SettingsRepository::presentation()</w:t>
+        <w:br/>
+        <w:t>invoice_font: dejavusans | dejavuserif | dejavusansmono</w:t>
+        <w:br/>
+        <w:t>invoice_font_size: 6..16 (default 10)</w:t>
+        <w:br/>
+        <w:t>compact_layout | single_page | thermal_auto_height: false</w:t>
+        <w:br/>
+        <w:t>show_*: individual booleans (flat)</w:t>
+        <w:br/>
+        <w:t>docs/invoice-layout.md</w:t>
+      </w:r>
+    </w:p>
     <w:sectPr>
       <w:headerReference w:type="default" r:id="rId9"/>
       <w:footerReference w:type="default" r:id="rId10"/>
@@ -11271,7 +11432,7 @@
         <w:rtl w:val="0"/>
         <w:lang w:val="en-US" w:eastAsia="fa-IR" w:bidi="fa-IR"/>
       </w:rPr>
-      <w:t>WooCommerce Invoice Printer  1.4.0</w:t>
+      <w:t>WooCommerce Invoice Printer  1.4.4</w:t>
     </w:r>
   </w:p>
 </w:hdr>
